--- a/pr-preview/pr-275/chapters/notation-tracked-changes.docx
+++ b/pr-preview/pr-275/chapters/notation-tracked-changes.docx
@@ -16,7 +16,7 @@
       </w:pPr>
       <w:del w:id="1" w:author="PR Preview" w:date="2026-01-01T00:00:00Z">
         <w:r>
-          <w:delText xml:space="preserve">Last modified: 2026-10-18 14:45:14 (PDT)</w:delText>
+          <w:delText xml:space="preserve">Last modified: 2026-10-18 23:56:20 (PDT)</w:delText>
         </w:r>
       </w:del>
     </w:p>
@@ -26,7 +26,7 @@
       </w:pPr>
       <w:ins w:id="2" w:author="PR Preview" w:date="2026-01-01T00:00:00Z">
         <w:r>
-          <w:t xml:space="preserve">Last modified: 2026-10-18 16:43:32 (PDT)</w:t>
+          <w:t xml:space="preserve">Last modified: 2026-10-19 00:02:51 (PDT)</w:t>
         </w:r>
       </w:ins>
     </w:p>

--- a/pr-preview/pr-275/chapters/notation-tracked-changes.docx
+++ b/pr-preview/pr-275/chapters/notation-tracked-changes.docx
@@ -16,7 +16,7 @@
       </w:pPr>
       <w:del w:id="1" w:author="PR Preview" w:date="2026-01-01T00:00:00Z">
         <w:r>
-          <w:delText xml:space="preserve">Last modified: 2026-10-18 23:56:20 (PDT)</w:delText>
+          <w:delText xml:space="preserve">Last modified: 2026-10-19 00:03:25 (PDT)</w:delText>
         </w:r>
       </w:del>
     </w:p>
@@ -26,7 +26,7 @@
       </w:pPr>
       <w:ins w:id="2" w:author="PR Preview" w:date="2026-01-01T00:00:00Z">
         <w:r>
-          <w:t xml:space="preserve">Last modified: 2026-10-19 00:02:51 (PDT)</w:t>
+          <w:t xml:space="preserve">Last modified: 2026-10-19 00:09:40 (PDT)</w:t>
         </w:r>
       </w:ins>
     </w:p>
@@ -8031,7 +8031,7 @@
       </w:r>
     </w:p>
     <w:bookmarkEnd w:id="36"/>
-    <w:bookmarkStart w:id="38" w:name="random-variables-and-their-values"/>
+    <w:bookmarkStart w:id="39" w:name="random-variables-and-their-values"/>
     <w:p>
       <w:pPr>
         <w:pStyle w:val="Heading2"/>
@@ -8963,6 +8963,346 @@
         <w:pStyle w:val="FirstParagraph"/>
       </w:pPr>
       <w:r>
+        <w:t xml:space="preserve">Name the kind of object in the words, too, not only in the symbol.</w:t>
+      </w:r>
+      <w:r>
+        <w:t xml:space="preserve"> </w:t>
+      </w:r>
+      <w:r>
+        <w:t xml:space="preserve">Call a random variable a</w:t>
+      </w:r>
+      <w:r>
+        <w:t xml:space="preserve"> </w:t>
+      </w:r>
+      <w:r>
+        <w:t xml:space="preserve">“variable”</w:t>
+      </w:r>
+      <w:r>
+        <w:t xml:space="preserve">, such as</w:t>
+      </w:r>
+      <w:r>
+        <w:t xml:space="preserve"> </w:t>
+      </w:r>
+      <w:r>
+        <w:t xml:space="preserve">“the output variable</w:t>
+      </w:r>
+      <w:r>
+        <w:t xml:space="preserve"> </w:t>
+      </w:r>
+      <w:r>
+        <w:t xml:space="preserve">$\Outvar$</w:t>
+      </w:r>
+      <w:r>
+        <w:t xml:space="preserve">”</w:t>
+      </w:r>
+      <w:r>
+        <w:t xml:space="preserve">,</w:t>
+      </w:r>
+      <w:r>
+        <w:t xml:space="preserve"> </w:t>
+      </w:r>
+      <w:r>
+        <w:t xml:space="preserve">and call a number a</w:t>
+      </w:r>
+      <w:r>
+        <w:t xml:space="preserve"> </w:t>
+      </w:r>
+      <w:r>
+        <w:t xml:space="preserve">“value”</w:t>
+      </w:r>
+      <w:r>
+        <w:t xml:space="preserve">, such as</w:t>
+      </w:r>
+      <w:r>
+        <w:t xml:space="preserve"> </w:t>
+      </w:r>
+      <w:r>
+        <w:t xml:space="preserve">“the input value</w:t>
+      </w:r>
+      <w:r>
+        <w:t xml:space="preserve"> </w:t>
+      </w:r>
+      <w:r>
+        <w:t xml:space="preserve">$\predvar$</w:t>
+      </w:r>
+      <w:r>
+        <w:t xml:space="preserve">”</w:t>
+      </w:r>
+      <w:r>
+        <w:t xml:space="preserve"> </w:t>
+      </w:r>
+      <w:r>
+        <w:t xml:space="preserve">or</w:t>
+      </w:r>
+      <w:r>
+        <w:t xml:space="preserve"> </w:t>
+      </w:r>
+      <w:r>
+        <w:t xml:space="preserve">“the observed value</w:t>
+      </w:r>
+      <w:r>
+        <w:t xml:space="preserve"> </w:t>
+      </w:r>
+      <w:r>
+        <w:t xml:space="preserve">$\outvar$</w:t>
+      </w:r>
+      <w:r>
+        <w:t xml:space="preserve">”</w:t>
+      </w:r>
+      <w:r>
+        <w:t xml:space="preserve">.</w:t>
+      </w:r>
+      <w:r>
+        <w:t xml:space="preserve"> </w:t>
+      </w:r>
+      <w:r>
+        <w:t xml:space="preserve">Do not say</w:t>
+      </w:r>
+      <w:r>
+        <w:t xml:space="preserve"> </w:t>
+      </w:r>
+      <w:r>
+        <w:t xml:space="preserve">“fix</w:t>
+      </w:r>
+      <w:r>
+        <w:t xml:space="preserve"> </w:t>
+      </w:r>
+      <w:r>
+        <w:t xml:space="preserve">$\predvar$</w:t>
+      </w:r>
+      <w:r>
+        <w:t xml:space="preserve">”</w:t>
+      </w:r>
+      <w:r>
+        <w:t xml:space="preserve"> </w:t>
+      </w:r>
+      <w:r>
+        <w:t xml:space="preserve">or</w:t>
+      </w:r>
+      <w:r>
+        <w:t xml:space="preserve"> </w:t>
+      </w:r>
+      <w:r>
+        <w:t xml:space="preserve">“let</w:t>
+      </w:r>
+      <w:r>
+        <w:t xml:space="preserve"> </w:t>
+      </w:r>
+      <w:r>
+        <w:t xml:space="preserve">$\predvar$</w:t>
+      </w:r>
+      <w:r>
+        <w:t xml:space="preserve"> </w:t>
+      </w:r>
+      <w:r>
+        <w:t xml:space="preserve">be fixed”</w:t>
+      </w:r>
+      <w:r>
+        <w:t xml:space="preserve">.</w:t>
+      </w:r>
+      <w:r>
+        <w:t xml:space="preserve"> </w:t>
+      </w:r>
+      <w:r>
+        <w:t xml:space="preserve">It does not say whether</w:t>
+      </w:r>
+      <w:r>
+        <w:t xml:space="preserve"> </w:t>
+      </w:r>
+      <w:r>
+        <w:t xml:space="preserve">$\predvar$</w:t>
+      </w:r>
+      <w:r>
+        <w:t xml:space="preserve"> </w:t>
+      </w:r>
+      <w:r>
+        <w:t xml:space="preserve">is a variable held constant or a value you chose.</w:t>
+      </w:r>
+      <w:r>
+        <w:t xml:space="preserve"> </w:t>
+      </w:r>
+      <w:r>
+        <w:t xml:space="preserve">Say</w:t>
+      </w:r>
+      <w:r>
+        <w:t xml:space="preserve"> </w:t>
+      </w:r>
+      <w:r>
+        <w:t xml:space="preserve">“choose an input value</w:t>
+      </w:r>
+      <w:r>
+        <w:t xml:space="preserve"> </w:t>
+      </w:r>
+      <w:r>
+        <w:t xml:space="preserve">$\predvar$</w:t>
+      </w:r>
+      <w:r>
+        <w:t xml:space="preserve">”</w:t>
+      </w:r>
+      <w:r>
+        <w:t xml:space="preserve">,</w:t>
+      </w:r>
+      <w:r>
+        <w:t xml:space="preserve"> </w:t>
+      </w:r>
+      <w:r>
+        <w:t xml:space="preserve">or</w:t>
+      </w:r>
+      <w:r>
+        <w:t xml:space="preserve"> </w:t>
+      </w:r>
+      <w:r>
+        <w:t xml:space="preserve">“take the observed value</w:t>
+      </w:r>
+      <w:r>
+        <w:t xml:space="preserve"> </w:t>
+      </w:r>
+      <w:r>
+        <w:t xml:space="preserve">$\outvar$</w:t>
+      </w:r>
+      <w:r>
+        <w:t xml:space="preserve"> </w:t>
+      </w:r>
+      <w:r>
+        <w:t xml:space="preserve">as given”</w:t>
+      </w:r>
+      <w:r>
+        <w:t xml:space="preserve">.</w:t>
+      </w:r>
+    </w:p>
+    <w:bookmarkStart w:id="38" w:name="exm-variable-vs-value-in-words"/>
+    <w:p>
+      <w:pPr>
+        <w:pStyle w:val="BodyText"/>
+      </w:pPr>
+      <w:r>
+        <w:rPr>
+          <w:b/>
+          <w:bCs/>
+        </w:rPr>
+        <w:t xml:space="preserve">Example 10 (Naming a variable and its value in the words)</w:t>
+      </w:r>
+      <w:r>
+        <w:t xml:space="preserve"> </w:t>
+      </w:r>
+      <w:r>
+        <w:t xml:space="preserve"> </w:t>
+      </w:r>
+    </w:p>
+    <w:p>
+      <w:pPr>
+        <w:pStyle w:val="BlockText"/>
+      </w:pPr>
+      <w:r>
+        <w:t xml:space="preserve">❌ Fix an input</w:t>
+      </w:r>
+      <w:r>
+        <w:t xml:space="preserve"> </w:t>
+      </w:r>
+      <w:r>
+        <w:t xml:space="preserve">$\predvar$</w:t>
+      </w:r>
+      <w:r>
+        <w:t xml:space="preserve">, and let</w:t>
+      </w:r>
+      <w:r>
+        <w:t xml:space="preserve"> </w:t>
+      </w:r>
+      <w:r>
+        <w:t xml:space="preserve">$\Outvar = \truemeanfnf{\predvar} + \noise$</w:t>
+      </w:r>
+      <w:r>
+        <w:t xml:space="preserve">.</w:t>
+      </w:r>
+    </w:p>
+    <w:p>
+      <w:pPr>
+        <w:pStyle w:val="BlockText"/>
+      </w:pPr>
+      <w:r>
+        <w:t xml:space="preserve">✅ Choose an input value</w:t>
+      </w:r>
+      <w:r>
+        <w:t xml:space="preserve"> </w:t>
+      </w:r>
+      <w:r>
+        <w:t xml:space="preserve">$\predvar$</w:t>
+      </w:r>
+      <w:r>
+        <w:t xml:space="preserve">,</w:t>
+      </w:r>
+      <w:r>
+        <w:t xml:space="preserve"> </w:t>
+      </w:r>
+      <w:r>
+        <w:t xml:space="preserve">and let the output variable</w:t>
+      </w:r>
+      <w:r>
+        <w:t xml:space="preserve"> </w:t>
+      </w:r>
+      <w:r>
+        <w:t xml:space="preserve">$\Outvar = \truemeanfnf{\predvar} + \noise$</w:t>
+      </w:r>
+      <w:r>
+        <w:t xml:space="preserve">.</w:t>
+      </w:r>
+    </w:p>
+    <w:p>
+      <w:pPr>
+        <w:pStyle w:val="FirstParagraph"/>
+      </w:pPr>
+      <w:r>
+        <w:t xml:space="preserve">The ❌ version leaves the reader to work out</w:t>
+      </w:r>
+      <w:r>
+        <w:t xml:space="preserve"> </w:t>
+      </w:r>
+      <w:r>
+        <w:t xml:space="preserve">that</w:t>
+      </w:r>
+      <w:r>
+        <w:t xml:space="preserve"> </w:t>
+      </w:r>
+      <w:r>
+        <w:t xml:space="preserve">$\predvar$</w:t>
+      </w:r>
+      <w:r>
+        <w:t xml:space="preserve"> </w:t>
+      </w:r>
+      <w:r>
+        <w:t xml:space="preserve">is a number you choose and</w:t>
+      </w:r>
+      <w:r>
+        <w:t xml:space="preserve"> </w:t>
+      </w:r>
+      <w:r>
+        <w:t xml:space="preserve">$\Outvar$</w:t>
+      </w:r>
+      <w:r>
+        <w:t xml:space="preserve"> </w:t>
+      </w:r>
+      <w:r>
+        <w:t xml:space="preserve">is random.</w:t>
+      </w:r>
+      <w:r>
+        <w:t xml:space="preserve"> </w:t>
+      </w:r>
+      <w:r>
+        <w:t xml:space="preserve">The ✅ version names the input as a value and the output as a variable,</w:t>
+      </w:r>
+      <w:r>
+        <w:t xml:space="preserve"> </w:t>
+      </w:r>
+      <w:r>
+        <w:t xml:space="preserve">which is what the symbols say.</w:t>
+      </w:r>
+    </w:p>
+    <w:bookmarkEnd w:id="38"/>
+    <w:p>
+      <w:pPr>
+        <w:pStyle w:val="BodyText"/>
+      </w:pPr>
+      <w:r>
         <w:t xml:space="preserve">Some fields reserve capital letters for matrices,</w:t>
       </w:r>
       <w:r>
@@ -9051,8 +9391,8 @@
         <w:t xml:space="preserve">.</w:t>
       </w:r>
     </w:p>
-    <w:bookmarkEnd w:id="38"/>
-    <w:bookmarkStart w:id="41" w:name="matching-names-and-notation"/>
+    <w:bookmarkEnd w:id="39"/>
+    <w:bookmarkStart w:id="42" w:name="matching-names-and-notation"/>
     <w:p>
       <w:pPr>
         <w:pStyle w:val="Heading2"/>
@@ -9163,7 +9503,7 @@
       <w:r>
         <w:t xml:space="preserve"> </w:t>
       </w:r>
-      <w:hyperlink r:id="rId39">
+      <w:hyperlink r:id="rId40">
         <w:r>
           <w:rPr>
             <w:rStyle w:val="Hyperlink"/>
@@ -9175,7 +9515,7 @@
         <w:t xml:space="preserve">).</w:t>
       </w:r>
     </w:p>
-    <w:bookmarkStart w:id="40" w:name="exm-name-matches-notation"/>
+    <w:bookmarkStart w:id="41" w:name="exm-name-matches-notation"/>
     <w:p>
       <w:pPr>
         <w:pStyle w:val="BodyText"/>
@@ -9185,7 +9525,7 @@
           <w:b/>
           <w:bCs/>
         </w:rPr>
-        <w:t xml:space="preserve">Example 10 (Matching a name to its notation)</w:t>
+        <w:t xml:space="preserve">Example 11 (Matching a name to its notation)</w:t>
       </w:r>
       <w:r>
         <w:t xml:space="preserve"> </w:t>
@@ -9668,7 +10008,7 @@
         <w:t xml:space="preserve">.</w:t>
       </w:r>
     </w:p>
-    <w:bookmarkEnd w:id="40"/>
+    <w:bookmarkEnd w:id="41"/>
     <w:p>
       <w:pPr>
         <w:pStyle w:val="BodyText"/>
@@ -9689,8 +10029,8 @@
         <w:t xml:space="preserve">and make them agree.</w:t>
       </w:r>
     </w:p>
-    <w:bookmarkEnd w:id="41"/>
-    <w:bookmarkStart w:id="50" w:name="using-shared-macros"/>
+    <w:bookmarkEnd w:id="42"/>
+    <w:bookmarkStart w:id="51" w:name="using-shared-macros"/>
     <w:p>
       <w:pPr>
         <w:pStyle w:val="Heading2"/>
@@ -9763,7 +10103,7 @@
         <w:t xml:space="preserve">so the next document finds it.</w:t>
       </w:r>
     </w:p>
-    <w:bookmarkStart w:id="42" w:name="exm-use-shared-macro"/>
+    <w:bookmarkStart w:id="43" w:name="exm-use-shared-macro"/>
     <w:p>
       <w:pPr>
         <w:pStyle w:val="BodyText"/>
@@ -9773,7 +10113,7 @@
           <w:b/>
           <w:bCs/>
         </w:rPr>
-        <w:t xml:space="preserve">Example 11 (Using a shared macro)</w:t>
+        <w:t xml:space="preserve">Example 12 (Using a shared macro)</w:t>
       </w:r>
       <w:r>
         <w:t xml:space="preserve"> </w:t>
@@ -9848,7 +10188,7 @@
         <w:t xml:space="preserve">every document that uses the macro changes with it.</w:t>
       </w:r>
     </w:p>
-    <w:bookmarkEnd w:id="42"/>
+    <w:bookmarkEnd w:id="43"/>
     <w:p>
       <w:pPr>
         <w:pStyle w:val="BodyText"/>
@@ -10050,7 +10390,7 @@
         <w:t xml:space="preserve">and the rule for Latin letters below says when that applies.</w:t>
       </w:r>
     </w:p>
-    <w:bookmarkStart w:id="43" w:name="exm-semantic-macro-name"/>
+    <w:bookmarkStart w:id="44" w:name="exm-semantic-macro-name"/>
     <w:p>
       <w:pPr>
         <w:pStyle w:val="BodyText"/>
@@ -10060,7 +10400,7 @@
           <w:b/>
           <w:bCs/>
         </w:rPr>
-        <w:t xml:space="preserve">Example 12 (Naming a macro for its meaning)</w:t>
+        <w:t xml:space="preserve">Example 13 (Naming a macro for its meaning)</w:t>
       </w:r>
       <w:r>
         <w:t xml:space="preserve"> </w:t>
@@ -10129,7 +10469,7 @@
         <w:t xml:space="preserve">changes one line in the shared file.</w:t>
       </w:r>
     </w:p>
-    <w:bookmarkEnd w:id="43"/>
+    <w:bookmarkEnd w:id="44"/>
     <w:p>
       <w:pPr>
         <w:pStyle w:val="BodyText"/>
@@ -10251,7 +10591,7 @@
         <w:t xml:space="preserve">existing hats are converted in separate sweeps.</w:t>
       </w:r>
     </w:p>
-    <w:bookmarkStart w:id="44" w:name="exm-semantic-decorator"/>
+    <w:bookmarkStart w:id="45" w:name="exm-semantic-decorator"/>
     <w:p>
       <w:pPr>
         <w:pStyle w:val="BodyText"/>
@@ -10261,7 +10601,7 @@
           <w:b/>
           <w:bCs/>
         </w:rPr>
-        <w:t xml:space="preserve">Example 13 (Naming a decorator for its meaning)</w:t>
+        <w:t xml:space="preserve">Example 14 (Naming a decorator for its meaning)</w:t>
       </w:r>
       <w:r>
         <w:t xml:space="preserve"> </w:t>
@@ -10339,7 +10679,7 @@
         <w:t xml:space="preserve">changes.</w:t>
       </w:r>
     </w:p>
-    <w:bookmarkEnd w:id="44"/>
+    <w:bookmarkEnd w:id="45"/>
     <w:p>
       <w:pPr>
         <w:pStyle w:val="BodyText"/>
@@ -10528,7 +10868,7 @@
         <w:t xml:space="preserve">may write the font command directly.</w:t>
       </w:r>
     </w:p>
-    <w:bookmarkStart w:id="45" w:name="exm-semantic-font"/>
+    <w:bookmarkStart w:id="46" w:name="exm-semantic-font"/>
     <w:p>
       <w:pPr>
         <w:pStyle w:val="BodyText"/>
@@ -10538,7 +10878,7 @@
           <w:b/>
           <w:bCs/>
         </w:rPr>
-        <w:t xml:space="preserve">Example 14 (Naming a set for its meaning)</w:t>
+        <w:t xml:space="preserve">Example 15 (Naming a set for its meaning)</w:t>
       </w:r>
       <w:r>
         <w:t xml:space="preserve"> </w:t>
@@ -10616,7 +10956,7 @@
         <w:t xml:space="preserve">changes.</w:t>
       </w:r>
     </w:p>
-    <w:bookmarkEnd w:id="45"/>
+    <w:bookmarkEnd w:id="46"/>
     <w:p>
       <w:pPr>
         <w:pStyle w:val="BodyText"/>
@@ -10985,7 +11325,7 @@
         <w:t xml:space="preserve">.</w:t>
       </w:r>
     </w:p>
-    <w:bookmarkStart w:id="46" w:name="exm-semantic-latin-letter"/>
+    <w:bookmarkStart w:id="47" w:name="exm-semantic-latin-letter"/>
     <w:p>
       <w:pPr>
         <w:pStyle w:val="BodyText"/>
@@ -10995,7 +11335,7 @@
           <w:b/>
           <w:bCs/>
         </w:rPr>
-        <w:t xml:space="preserve">Example 15 (Naming a variable for its role)</w:t>
+        <w:t xml:space="preserve">Example 16 (Naming a variable for its role)</w:t>
       </w:r>
       <w:r>
         <w:t xml:space="preserve"> </w:t>
@@ -11075,7 +11415,7 @@
         <w:t xml:space="preserve">which letter is the outcome and which is the residual.</w:t>
       </w:r>
     </w:p>
-    <w:bookmarkEnd w:id="46"/>
+    <w:bookmarkEnd w:id="47"/>
     <w:p>
       <w:pPr>
         <w:pStyle w:val="BodyText"/>
@@ -11102,7 +11442,7 @@
         <w:t xml:space="preserve">and a reader sees which quantity it is about.</w:t>
       </w:r>
     </w:p>
-    <w:bookmarkStart w:id="47" w:name="exm-named-quantity"/>
+    <w:bookmarkStart w:id="48" w:name="exm-named-quantity"/>
     <w:p>
       <w:pPr>
         <w:pStyle w:val="BodyText"/>
@@ -11112,7 +11452,7 @@
           <w:b/>
           <w:bCs/>
         </w:rPr>
-        <w:t xml:space="preserve">Example 16 (Writing a named quantity by its name)</w:t>
+        <w:t xml:space="preserve">Example 17 (Writing a named quantity by its name)</w:t>
       </w:r>
       <w:r>
         <w:t xml:space="preserve"> </w:t>
@@ -11214,7 +11554,7 @@
         <w:t xml:space="preserve">and it names the quantity the gradient depends on.</w:t>
       </w:r>
     </w:p>
-    <w:bookmarkEnd w:id="47"/>
+    <w:bookmarkEnd w:id="48"/>
     <w:p>
       <w:pPr>
         <w:pStyle w:val="BodyText"/>
@@ -11376,7 +11716,7 @@
         <w:t xml:space="preserve">are not delimiters.</w:t>
       </w:r>
     </w:p>
-    <w:bookmarkStart w:id="48" w:name="exm-semantic-delimiter"/>
+    <w:bookmarkStart w:id="49" w:name="exm-semantic-delimiter"/>
     <w:p>
       <w:pPr>
         <w:pStyle w:val="BodyText"/>
@@ -11386,7 +11726,7 @@
           <w:b/>
           <w:bCs/>
         </w:rPr>
-        <w:t xml:space="preserve">Example 17 (Letting the macro size the bracket)</w:t>
+        <w:t xml:space="preserve">Example 18 (Letting the macro size the bracket)</w:t>
       </w:r>
       <w:r>
         <w:t xml:space="preserve"> </w:t>
@@ -11455,7 +11795,7 @@
         <w:t xml:space="preserve">edits one definition in the shared file.</w:t>
       </w:r>
     </w:p>
-    <w:bookmarkEnd w:id="48"/>
+    <w:bookmarkEnd w:id="49"/>
     <w:p>
       <w:pPr>
         <w:pStyle w:val="BodyText"/>
@@ -11494,7 +11834,7 @@
         <w:t xml:space="preserve">with its meaning.</w:t>
       </w:r>
     </w:p>
-    <w:bookmarkStart w:id="49" w:name="exm-describe-symbol-not-macro"/>
+    <w:bookmarkStart w:id="50" w:name="exm-describe-symbol-not-macro"/>
     <w:p>
       <w:pPr>
         <w:pStyle w:val="BodyText"/>
@@ -11504,7 +11844,7 @@
           <w:b/>
           <w:bCs/>
         </w:rPr>
-        <w:t xml:space="preserve">Example 18 (Describing the symbol, not the macro)</w:t>
+        <w:t xml:space="preserve">Example 19 (Describing the symbol, not the macro)</w:t>
       </w:r>
       <w:r>
         <w:t xml:space="preserve"> </w:t>
@@ -11567,9 +11907,9 @@
         <w:t xml:space="preserve">and the symbol has its own row in the notation table.</w:t>
       </w:r>
     </w:p>
-    <w:bookmarkEnd w:id="49"/>
     <w:bookmarkEnd w:id="50"/>
-    <w:bookmarkStart w:id="53" w:name="making-expressions-concise"/>
+    <w:bookmarkEnd w:id="51"/>
+    <w:bookmarkStart w:id="54" w:name="making-expressions-concise"/>
     <w:p>
       <w:pPr>
         <w:pStyle w:val="Heading2"/>
@@ -11600,7 +11940,7 @@
       <w:r>
         <w:t xml:space="preserve"> </w:t>
       </w:r>
-      <w:hyperlink r:id="rId51">
+      <w:hyperlink r:id="rId52">
         <w:r>
           <w:rPr>
             <w:rStyle w:val="Hyperlink"/>
@@ -11668,7 +12008,7 @@
         <w:t xml:space="preserve">and write the macro everywhere the chunk appears.</w:t>
       </w:r>
     </w:p>
-    <w:bookmarkStart w:id="52" w:name="exm-concise-expression"/>
+    <w:bookmarkStart w:id="53" w:name="exm-concise-expression"/>
     <w:p>
       <w:pPr>
         <w:pStyle w:val="BodyText"/>
@@ -11678,7 +12018,7 @@
           <w:b/>
           <w:bCs/>
         </w:rPr>
-        <w:t xml:space="preserve">Example 19 (Naming a repeated chunk)</w:t>
+        <w:t xml:space="preserve">Example 20 (Naming a repeated chunk)</w:t>
       </w:r>
       <w:r>
         <w:t xml:space="preserve"> </w:t>
@@ -11762,7 +12102,7 @@
         <w:t xml:space="preserve">and each formula shows at a glance what it is built from.</w:t>
       </w:r>
     </w:p>
-    <w:bookmarkEnd w:id="52"/>
+    <w:bookmarkEnd w:id="53"/>
     <w:p>
       <w:pPr>
         <w:pStyle w:val="BodyText"/>
@@ -11815,8 +12155,8 @@
         <w:t xml:space="preserve">.</w:t>
       </w:r>
     </w:p>
-    <w:bookmarkEnd w:id="53"/>
-    <w:bookmarkStart w:id="55" w:name="abstract-unused-subexpressions"/>
+    <w:bookmarkEnd w:id="54"/>
+    <w:bookmarkStart w:id="56" w:name="abstract-unused-subexpressions"/>
     <w:p>
       <w:pPr>
         <w:pStyle w:val="Heading2"/>
@@ -11992,7 +12332,7 @@
         <w:t xml:space="preserve">before the first line that uses the symbol.</w:t>
       </w:r>
     </w:p>
-    <w:bookmarkStart w:id="54" w:name="exm-abstract-unused-subexpressions"/>
+    <w:bookmarkStart w:id="55" w:name="exm-abstract-unused-subexpressions"/>
     <w:p>
       <w:pPr>
         <w:pStyle w:val="BodyText"/>
@@ -12002,7 +12342,7 @@
           <w:b/>
           <w:bCs/>
         </w:rPr>
-        <w:t xml:space="preserve">Example 20 (Abstracting the population mean)</w:t>
+        <w:t xml:space="preserve">Example 21 (Abstracting the population mean)</w:t>
       </w:r>
       <w:r>
         <w:t xml:space="preserve"> </w:t>
@@ -12141,9 +12481,9 @@
         <w:t xml:space="preserve">stands for.</w:t>
       </w:r>
     </w:p>
-    <w:bookmarkEnd w:id="54"/>
     <w:bookmarkEnd w:id="55"/>
-    <w:bookmarkStart w:id="57" w:name="writing-dot-products"/>
+    <w:bookmarkEnd w:id="56"/>
+    <w:bookmarkStart w:id="58" w:name="writing-dot-products"/>
     <w:p>
       <w:pPr>
         <w:pStyle w:val="Heading2"/>
@@ -12316,7 +12656,7 @@
         <w:t xml:space="preserve">and to work out that the result is a single number.</w:t>
       </w:r>
     </w:p>
-    <w:bookmarkStart w:id="56" w:name="exm-dot-product"/>
+    <w:bookmarkStart w:id="57" w:name="exm-dot-product"/>
     <w:p>
       <w:pPr>
         <w:pStyle w:val="BodyText"/>
@@ -12326,7 +12666,7 @@
           <w:b/>
           <w:bCs/>
         </w:rPr>
-        <w:t xml:space="preserve">Example 21 (Writing a dot product)</w:t>
+        <w:t xml:space="preserve">Example 22 (Writing a dot product)</w:t>
       </w:r>
       <w:r>
         <w:t xml:space="preserve"> </w:t>
@@ -12545,7 +12885,7 @@
         <w:t xml:space="preserve">.</w:t>
       </w:r>
     </w:p>
-    <w:bookmarkEnd w:id="56"/>
+    <w:bookmarkEnd w:id="57"/>
     <w:p>
       <w:pPr>
         <w:pStyle w:val="BodyText"/>
@@ -12704,8 +13044,8 @@
         <w:t xml:space="preserve">such as a definition of an inner product space.</w:t>
       </w:r>
     </w:p>
-    <w:bookmarkEnd w:id="57"/>
-    <w:bookmarkStart w:id="60" w:name="writing-out-notational-shorthands"/>
+    <w:bookmarkEnd w:id="58"/>
+    <w:bookmarkStart w:id="61" w:name="writing-out-notational-shorthands"/>
     <w:p>
       <w:pPr>
         <w:pStyle w:val="Heading2"/>
@@ -13144,7 +13484,7 @@
       <w:r>
         <w:t xml:space="preserve"> </w:t>
       </w:r>
-      <w:hyperlink r:id="rId58">
+      <w:hyperlink r:id="rId59">
         <w:r>
           <w:rPr>
             <w:rStyle w:val="Hyperlink"/>
@@ -13185,7 +13525,7 @@
         <w:t xml:space="preserve">catalogs common shorthands and their full forms.</w:t>
       </w:r>
     </w:p>
-    <w:bookmarkStart w:id="59" w:name="exm-notational-shorthand"/>
+    <w:bookmarkStart w:id="60" w:name="exm-notational-shorthand"/>
     <w:p>
       <w:pPr>
         <w:pStyle w:val="BodyText"/>
@@ -13195,7 +13535,7 @@
           <w:b/>
           <w:bCs/>
         </w:rPr>
-        <w:t xml:space="preserve">Example 22 (Writing out the limits of a sum and the range of an index)</w:t>
+        <w:t xml:space="preserve">Example 23 (Writing out the limits of a sum and the range of an index)</w:t>
       </w:r>
       <w:r>
         <w:t xml:space="preserve"> </w:t>
@@ -13752,9 +14092,9 @@
         <w:t xml:space="preserve">observations.</w:t>
       </w:r>
     </w:p>
-    <w:bookmarkEnd w:id="59"/>
     <w:bookmarkEnd w:id="60"/>
-    <w:bookmarkStart w:id="62" w:name="stating-assumptions-before-using-them"/>
+    <w:bookmarkEnd w:id="61"/>
+    <w:bookmarkStart w:id="63" w:name="stating-assumptions-before-using-them"/>
     <w:p>
       <w:pPr>
         <w:pStyle w:val="Heading2"/>
@@ -13944,7 +14284,7 @@
         <w:t xml:space="preserve">cite it in the justification on that line.</w:t>
       </w:r>
     </w:p>
-    <w:bookmarkStart w:id="61" w:name="exm-assumptions-first"/>
+    <w:bookmarkStart w:id="62" w:name="exm-assumptions-first"/>
     <w:p>
       <w:pPr>
         <w:pStyle w:val="BodyText"/>
@@ -13954,7 +14294,7 @@
           <w:b/>
           <w:bCs/>
         </w:rPr>
-        <w:t xml:space="preserve">Example 23 (Stating the restriction on</w:t>
+        <w:t xml:space="preserve">Example 24 (Stating the restriction on</w:t>
       </w:r>
       <w:r>
         <w:rPr>
@@ -14626,8 +14966,8 @@
         <w:t xml:space="preserve">and the justification says exactly where the condition is used.</w:t>
       </w:r>
     </w:p>
-    <w:bookmarkEnd w:id="61"/>
     <w:bookmarkEnd w:id="62"/>
+    <w:bookmarkEnd w:id="63"/>
     <w:sectPr>
       <w:footnotePr>
         <w:numRestart w:val="eachSect"/>
